--- a/Daily Reports/11_09_2026-CBOT Reports.docx
+++ b/Daily Reports/11_09_2026-CBOT Reports.docx
@@ -104,7 +104,7 @@
           <w:color w:val="5C768D"/>
           <w:sz w:val="19"/>
         </w:rPr>
-        <w:t>Cập nhật tự động qua `macro_tracker.py` vào lúc 22:01 ICT ngày 11/09/2026</w:t>
+        <w:t>Cập nhật tự động qua `macro_tracker.py` vào lúc 23:31 ICT ngày 11/09/2026</w:t>
       </w:r>
     </w:p>
     <w:tbl>
@@ -313,7 +313,7 @@
               <w:rPr>
                 <w:b/>
               </w:rPr>
-              <w:t>104.53 / thùng</w:t>
+              <w:t>105.16 / thùng</w:t>
             </w:r>
           </w:p>
         </w:tc>
@@ -344,7 +344,7 @@
               <w:rPr>
                 <w:b/>
               </w:rPr>
-              <w:t>-2.88%</w:t>
+              <w:t>-2.29%</w:t>
             </w:r>
           </w:p>
         </w:tc>
@@ -442,7 +442,7 @@
               <w:rPr>
                 <w:b/>
               </w:rPr>
-              <w:t>99.03</w:t>
+              <w:t>99.06</w:t>
             </w:r>
           </w:p>
         </w:tc>
@@ -473,7 +473,7 @@
               <w:rPr>
                 <w:b/>
               </w:rPr>
-              <w:t>-0.06%</w:t>
+              <w:t>-0.03%</w:t>
             </w:r>
           </w:p>
         </w:tc>
@@ -1218,7 +1218,7 @@
         <w:rPr>
           <w:b/>
         </w:rPr>
-        <w:t>`104.53` (-2.88%)</w:t>
+        <w:t>`105.16` (-2.29%)</w:t>
       </w:r>
       <w:r>
         <w:t xml:space="preserve"> | DXY: </w:t>
@@ -1227,7 +1227,7 @@
         <w:rPr>
           <w:b/>
         </w:rPr>
-        <w:t>`99.03` (-0.06%)</w:t>
+        <w:t>`99.06` (-0.03%)</w:t>
       </w:r>
       <w:r>
         <w:t xml:space="preserve"> | Lúa mì CBOT: </w:t>
@@ -1236,7 +1236,7 @@
         <w:rPr>
           <w:b/>
         </w:rPr>
-        <w:t>`719.50` (-0.52%)</w:t>
+        <w:t>`724.00` (+0.17%)</w:t>
       </w:r>
       <w:r>
         <w:t>.</w:t>
@@ -1306,7 +1306,7 @@
           <w:color w:val="5C768D"/>
           <w:sz w:val="19"/>
         </w:rPr>
-        <w:t>Cập nhật tự động lúc 22:01 ICT ngày 11/09/2026 — Nguồn: NOAA, USDA, BOM Australia</w:t>
+        <w:t>Cập nhật tự động lúc 23:31 ICT ngày 11/09/2026 — Nguồn: NOAA, USDA, BOM Australia</w:t>
       </w:r>
     </w:p>
     <w:p>
@@ -3574,7 +3574,7 @@
               <w:rPr>
                 <w:b/>
               </w:rPr>
-              <w:t>524.75</w:t>
+              <w:t>537.75</w:t>
             </w:r>
           </w:p>
         </w:tc>
@@ -3605,7 +3605,7 @@
               <w:rPr>
                 <w:b/>
               </w:rPr>
-              <w:t>525.24 (+0.49)</w:t>
+              <w:t>538.81 (+1.06)</w:t>
             </w:r>
           </w:p>
         </w:tc>
@@ -3633,7 +3633,7 @@
             </w:pPr>
             <w:r/>
             <w:r>
-              <w:t>Bearish (528.64 &lt; 530.31)</w:t>
+              <w:t>Bearish (529.58 &lt; 530.59)</w:t>
             </w:r>
           </w:p>
         </w:tc>
@@ -3661,7 +3661,7 @@
             </w:pPr>
             <w:r/>
             <w:r>
-              <w:t>3.50 cents</w:t>
+              <w:t>21.50 cents</w:t>
             </w:r>
           </w:p>
         </w:tc>
@@ -3822,7 +3822,7 @@
               <w:rPr>
                 <w:b/>
               </w:rPr>
-              <w:t>719.50</w:t>
+              <w:t>724.00</w:t>
             </w:r>
           </w:p>
         </w:tc>
@@ -3853,7 +3853,7 @@
               <w:rPr>
                 <w:b/>
               </w:rPr>
-              <w:t>723.68 (+4.18)</w:t>
+              <w:t>727.53 (+3.53)</w:t>
             </w:r>
           </w:p>
         </w:tc>
@@ -3881,7 +3881,7 @@
             </w:pPr>
             <w:r/>
             <w:r>
-              <w:t>Bearish (734.05 &lt; 736.66)</w:t>
+              <w:t>Bearish (732.32 &lt; 735.70)</w:t>
             </w:r>
           </w:p>
         </w:tc>
@@ -3909,7 +3909,7 @@
             </w:pPr>
             <w:r/>
             <w:r>
-              <w:t>11.75 cents</w:t>
+              <w:t>16.25 cents</w:t>
             </w:r>
           </w:p>
         </w:tc>
@@ -4347,7 +4347,7 @@
                 <w:b/>
                 <w:color w:val="15803D"/>
               </w:rPr>
-              <w:t>517.50 - 528.64 cents (Canh mua vùng hỗ trợ)</w:t>
+              <w:t>535.00 - 529.58 cents (Canh mua vùng hỗ trợ)</w:t>
             </w:r>
           </w:p>
         </w:tc>
@@ -4378,7 +4378,7 @@
               <w:rPr>
                 <w:b/>
               </w:rPr>
-              <w:t>453.94 cents (Dưới cản S2 + 1.5x ATR)</w:t>
+              <w:t>449.57 cents (Dưới cản S2 + 1.5x ATR)</w:t>
             </w:r>
           </w:p>
         </w:tc>
@@ -4414,7 +4414,7 @@
                 <w:color w:val="D97706"/>
                 <w:sz w:val="19"/>
               </w:rPr>
-              <w:t xml:space="preserve"> 529.00 cents </w:t>
+              <w:t xml:space="preserve"> 540.50 cents </w:t>
             </w:r>
             <w:r>
               <w:t xml:space="preserve"> / TP2: </w:t>
@@ -4528,7 +4528,7 @@
                 <w:b/>
                 <w:color w:val="15803D"/>
               </w:rPr>
-              <w:t>Long trung hạn (Swing) (ZCH27)</w:t>
+              <w:t>Long trung hạn (Swing) (ZCZ26)</w:t>
             </w:r>
           </w:p>
         </w:tc>
@@ -4559,7 +4559,7 @@
               <w:rPr>
                 <w:b/>
               </w:rPr>
-              <w:t>531.00 - 532.50 cents</w:t>
+              <w:t>533.50 - 535.00 cents</w:t>
             </w:r>
           </w:p>
         </w:tc>
@@ -4590,7 +4590,7 @@
               <w:rPr>
                 <w:b/>
               </w:rPr>
-              <w:t>471.09 cents (Chống quét SL tuyệt đối)</w:t>
+              <w:t>452.22 cents (Chống quét SL tuyệt đối)</w:t>
             </w:r>
           </w:p>
         </w:tc>
@@ -4621,7 +4621,7 @@
               <w:rPr>
                 <w:b/>
               </w:rPr>
-              <w:t>563.00 cents (Ăn trọn biên độ ngô ~10.5 giá)</w:t>
+              <w:t>548.75 cents (Ăn trọn biên độ ngô ~10.5 giá)</w:t>
             </w:r>
           </w:p>
         </w:tc>
@@ -4721,7 +4721,7 @@
                 <w:b/>
                 <w:color w:val="B91C1C"/>
               </w:rPr>
-              <w:t>Short trung hạn (Swing) (ZCH27)</w:t>
+              <w:t>Short trung hạn (Swing) (ZCZ26)</w:t>
             </w:r>
           </w:p>
         </w:tc>
@@ -4752,7 +4752,7 @@
               <w:rPr>
                 <w:b/>
               </w:rPr>
-              <w:t>544.00 - 545.50 cents</w:t>
+              <w:t>540.50 - 542.00 cents</w:t>
             </w:r>
           </w:p>
         </w:tc>
@@ -4783,7 +4783,7 @@
               <w:rPr>
                 <w:b/>
               </w:rPr>
-              <w:t>546.16 cents</w:t>
+              <w:t>545.78 cents</w:t>
             </w:r>
           </w:p>
         </w:tc>
@@ -4814,7 +4814,7 @@
               <w:rPr>
                 <w:b/>
               </w:rPr>
-              <w:t>474.25 cents</w:t>
+              <w:t>458.50 cents</w:t>
             </w:r>
           </w:p>
         </w:tc>
@@ -4945,7 +4945,7 @@
               <w:rPr>
                 <w:b/>
               </w:rPr>
-              <w:t>448.01 - 457.50 cents</w:t>
+              <w:t>436.36 - 457.50 cents</w:t>
             </w:r>
           </w:p>
         </w:tc>
@@ -5126,7 +5126,7 @@
                 <w:b/>
                 <w:color w:val="B91C1C"/>
               </w:rPr>
-              <w:t>734.05 - 736.66 cents (Canh bán hồi kỹ thuật H1)</w:t>
+              <w:t>732.32 - 735.70 cents (Canh bán hồi kỹ thuật H1)</w:t>
             </w:r>
           </w:p>
         </w:tc>
@@ -5157,7 +5157,7 @@
               <w:rPr>
                 <w:b/>
               </w:rPr>
-              <w:t>804.36 cents (Trên kháng cự R2 + 1.5x ATR)</w:t>
+              <w:t>806.19 cents (Trên kháng cự R2 + 1.5x ATR)</w:t>
             </w:r>
           </w:p>
         </w:tc>
@@ -5366,7 +5366,7 @@
               <w:rPr>
                 <w:b/>
               </w:rPr>
-              <w:t>656.92 cents</w:t>
+              <w:t>655.76 cents</w:t>
             </w:r>
           </w:p>
         </w:tc>
@@ -5559,7 +5559,7 @@
               <w:rPr>
                 <w:b/>
               </w:rPr>
-              <w:t>762.08 cents</w:t>
+              <w:t>763.24 cents</w:t>
             </w:r>
           </w:p>
         </w:tc>
@@ -5721,7 +5721,7 @@
               <w:rPr>
                 <w:b/>
               </w:rPr>
-              <w:t>620.29 - 645.25 cents</w:t>
+              <w:t>615.41 - 645.25 cents</w:t>
             </w:r>
           </w:p>
         </w:tc>
@@ -11599,7 +11599,7 @@
         <w:t>Giá Chốt Phiên (Close):</w:t>
       </w:r>
       <w:r>
-        <w:t xml:space="preserve"> 524.75 cents | </w:t>
+        <w:t xml:space="preserve"> 537.75 cents | </w:t>
       </w:r>
       <w:r>
         <w:rPr>
@@ -11614,10 +11614,10 @@
         <w:rPr>
           <w:b/>
         </w:rPr>
-        <w:t>`525.24 cents`</w:t>
+        <w:t>`538.81 cents`</w:t>
       </w:r>
       <w:r>
-        <w:t xml:space="preserve"> (+0.49).</w:t>
+        <w:t xml:space="preserve"> (+1.06).</w:t>
       </w:r>
     </w:p>
     <w:p>
@@ -11638,7 +11638,7 @@
         <w:rPr>
           <w:b/>
         </w:rPr>
-        <w:t>`120,464`</w:t>
+        <w:t>`270,476`</w:t>
       </w:r>
       <w:r>
         <w:t xml:space="preserve"> (Chênh lệch: </w:t>
@@ -11647,7 +11647,7 @@
         <w:rPr>
           <w:b/>
         </w:rPr>
-        <w:t>`-129,091`</w:t>
+        <w:t>`+20,921`</w:t>
       </w:r>
       <w:r>
         <w:t xml:space="preserve">) | OI: </w:t>
@@ -11689,7 +11689,7 @@
         <w:rPr>
           <w:b/>
         </w:rPr>
-        <w:t>`Shooting Star / Bearish Pinbar (Nến búa ngược đảo chiều giảm)`</w:t>
+        <w:t>`Không phát hiện mô hình nến đặc biệt`</w:t>
       </w:r>
     </w:p>
     <w:p>
@@ -11709,8 +11709,9 @@
       <w:r>
         <w:rPr>
           <w:b/>
+          <w:color w:val="15803D"/>
         </w:rPr>
-        <w:t>`Giảm nhẹ tích lũy (Distribution Decline)`</w:t>
+        <w:t>`Tăng mạnh mẽ (Strong Bullish / Long Buildup)`</w:t>
       </w:r>
     </w:p>
     <w:p>
@@ -11731,10 +11732,10 @@
         <w:rPr>
           <w:b/>
         </w:rPr>
-        <w:t>GIẢM MẠNH MẼ (Strong Bearish Confirmation):</w:t>
+        <w:t>TÍCH LŨY TÍCH CỰC (Accumulation):</w:t>
       </w:r>
       <w:r>
-        <w:t xml:space="preserve"> Mô hình nến giảm đi kèm dòng tiền rút ra/áp lực bán tháo lớn, rủi ro sụt giảm tiếp diễn cao.</w:t>
+        <w:t xml:space="preserve"> Nến đi ngang nhưng dòng tiền âm thầm gia tăng (OI tăng), báo hiệu chuẩn bị có nhịp bứt phá tăng.</w:t>
       </w:r>
     </w:p>
     <w:p>
@@ -11980,7 +11981,7 @@
               <w:rPr>
                 <w:b/>
               </w:rPr>
-              <w:t>104.53</w:t>
+              <w:t>105.16</w:t>
             </w:r>
           </w:p>
         </w:tc>
@@ -12011,7 +12012,7 @@
               <w:rPr>
                 <w:b/>
               </w:rPr>
-              <w:t>-2.88%</w:t>
+              <w:t>-2.29%</w:t>
             </w:r>
           </w:p>
         </w:tc>
@@ -12103,7 +12104,7 @@
               <w:rPr>
                 <w:b/>
               </w:rPr>
-              <w:t>99.03</w:t>
+              <w:t>99.06</w:t>
             </w:r>
           </w:p>
         </w:tc>
@@ -12134,7 +12135,7 @@
               <w:rPr>
                 <w:b/>
               </w:rPr>
-              <w:t>-0.06%</w:t>
+              <w:t>-0.03%</w:t>
             </w:r>
           </w:p>
         </w:tc>
@@ -12738,7 +12739,7 @@
         <w:t xml:space="preserve"> EMA_21 </w:t>
       </w:r>
       <w:r>
-        <w:t xml:space="preserve"> (528.64) &lt; </w:t>
+        <w:t xml:space="preserve"> (529.58) &lt; </w:t>
       </w:r>
       <w:r>
         <w:rPr>
@@ -12749,7 +12750,7 @@
         <w:t xml:space="preserve"> EMA_50 </w:t>
       </w:r>
       <w:r>
-        <w:t xml:space="preserve"> (530.31).</w:t>
+        <w:t xml:space="preserve"> (530.59).</w:t>
       </w:r>
     </w:p>
     <w:p>
@@ -12770,7 +12771,7 @@
         <w:rPr>
           <w:b/>
         </w:rPr>
-        <w:t>`36.69`</w:t>
+        <w:t>`66.30`</w:t>
       </w:r>
       <w:r>
         <w:t xml:space="preserve"> | ATR (14) = </w:t>
@@ -12779,7 +12780,7 @@
         <w:rPr>
           <w:b/>
         </w:rPr>
-        <w:t>`2.37`</w:t>
+        <w:t>`5.28`</w:t>
       </w:r>
       <w:r>
         <w:t xml:space="preserve"> cents | Volatility = </w:t>
@@ -12788,7 +12789,7 @@
         <w:rPr>
           <w:b/>
         </w:rPr>
-        <w:t>`3.50 cents`</w:t>
+        <w:t>`21.50 cents`</w:t>
       </w:r>
       <w:r>
         <w:t>.</w:t>
@@ -12812,7 +12813,7 @@
         <w:rPr>
           <w:b/>
         </w:rPr>
-        <w:t>`517.50`</w:t>
+        <w:t>`535.00`</w:t>
       </w:r>
       <w:r>
         <w:t xml:space="preserve"> | S2: </w:t>
@@ -12830,7 +12831,7 @@
         <w:rPr>
           <w:b/>
         </w:rPr>
-        <w:t>`529.00`</w:t>
+        <w:t>`540.50`</w:t>
       </w:r>
       <w:r>
         <w:t xml:space="preserve"> | R2: </w:t>
@@ -13573,7 +13574,7 @@
           <w:b/>
           <w:color w:val="15803D"/>
         </w:rPr>
-        <w:t>`517.50 - 528.64 cents (Canh mua vùng hỗ trợ)`</w:t>
+        <w:t>`535.00 - 529.58 cents (Canh mua vùng hỗ trợ)`</w:t>
       </w:r>
       <w:r>
         <w:t xml:space="preserve"> | SL: </w:t>
@@ -13582,7 +13583,7 @@
         <w:rPr>
           <w:b/>
         </w:rPr>
-        <w:t>`453.94 cents (Dưới cản S2 + 1.5x ATR)`</w:t>
+        <w:t>`449.57 cents (Dưới cản S2 + 1.5x ATR)`</w:t>
       </w:r>
       <w:r>
         <w:t xml:space="preserve"> | TP: </w:t>
@@ -13593,7 +13594,7 @@
           <w:color w:val="D97706"/>
           <w:sz w:val="19"/>
         </w:rPr>
-        <w:t xml:space="preserve"> 529.00 cents </w:t>
+        <w:t xml:space="preserve"> 540.50 cents </w:t>
       </w:r>
       <w:r>
         <w:t xml:space="preserve"> / </w:t>
@@ -13619,7 +13620,7 @@
         <w:rPr>
           <w:b/>
         </w:rPr>
-        <w:t>Trung hạn (Swing Trades - HĐ ZCH27):</w:t>
+        <w:t>Trung hạn (Swing Trades - HĐ ZCZ26):</w:t>
       </w:r>
     </w:p>
     <w:p>
@@ -13644,7 +13645,7 @@
         <w:rPr>
           <w:b/>
         </w:rPr>
-        <w:t>`531.00 - 532.50 cents`</w:t>
+        <w:t>`533.50 - 535.00 cents`</w:t>
       </w:r>
       <w:r>
         <w:t xml:space="preserve"> | SL: </w:t>
@@ -13653,7 +13654,7 @@
         <w:rPr>
           <w:b/>
         </w:rPr>
-        <w:t>`471.09 cents (Chống quét SL tuyệt đối)`</w:t>
+        <w:t>`452.22 cents (Chống quét SL tuyệt đối)`</w:t>
       </w:r>
       <w:r>
         <w:t xml:space="preserve"> | TP: </w:t>
@@ -13662,7 +13663,7 @@
         <w:rPr>
           <w:b/>
         </w:rPr>
-        <w:t>`563.00 cents (Ăn trọn biên độ ngô ~10.5 giá)`</w:t>
+        <w:t>`548.75 cents (Ăn trọn biên độ ngô ~10.5 giá)`</w:t>
       </w:r>
       <w:r>
         <w:t>.</w:t>
@@ -13690,7 +13691,7 @@
         <w:rPr>
           <w:b/>
         </w:rPr>
-        <w:t>`544.00 - 545.50 cents`</w:t>
+        <w:t>`540.50 - 542.00 cents`</w:t>
       </w:r>
       <w:r>
         <w:t xml:space="preserve"> | SL: </w:t>
@@ -13699,7 +13700,7 @@
         <w:rPr>
           <w:b/>
         </w:rPr>
-        <w:t>`546.16 cents`</w:t>
+        <w:t>`545.78 cents`</w:t>
       </w:r>
       <w:r>
         <w:t xml:space="preserve"> | TP: </w:t>
@@ -13708,7 +13709,7 @@
         <w:rPr>
           <w:b/>
         </w:rPr>
-        <w:t>`474.25 cents`</w:t>
+        <w:t>`458.50 cents`</w:t>
       </w:r>
       <w:r>
         <w:t>.</w:t>
@@ -13748,7 +13749,7 @@
         <w:rPr>
           <w:b/>
         </w:rPr>
-        <w:t>`448.01 - 457.50 cents`</w:t>
+        <w:t>`436.36 - 457.50 cents`</w:t>
       </w:r>
     </w:p>
     <w:p>
@@ -14155,7 +14156,7 @@
             </w:pPr>
             <w:r/>
             <w:r>
-              <w:t>524.75</w:t>
+              <w:t>537.75</w:t>
             </w:r>
           </w:p>
         </w:tc>
@@ -14183,7 +14184,7 @@
             </w:pPr>
             <w:r/>
             <w:r>
-              <w:t>528.50</w:t>
+              <w:t>541.50</w:t>
             </w:r>
           </w:p>
         </w:tc>
@@ -14211,7 +14212,7 @@
             </w:pPr>
             <w:r/>
             <w:r>
-              <w:t>521.50</w:t>
+              <w:t>534.50</w:t>
             </w:r>
           </w:p>
         </w:tc>
@@ -14242,7 +14243,7 @@
               <w:rPr>
                 <w:b/>
               </w:rPr>
-              <w:t>525.00</w:t>
+              <w:t>538.00</w:t>
             </w:r>
           </w:p>
         </w:tc>
@@ -14390,7 +14391,7 @@
             </w:pPr>
             <w:r/>
             <w:r>
-              <w:t>525.00</w:t>
+              <w:t>538.00</w:t>
             </w:r>
           </w:p>
         </w:tc>
@@ -14418,7 +14419,7 @@
             </w:pPr>
             <w:r/>
             <w:r>
-              <w:t>527.75</w:t>
+              <w:t>540.75</w:t>
             </w:r>
           </w:p>
         </w:tc>
@@ -14446,7 +14447,7 @@
             </w:pPr>
             <w:r/>
             <w:r>
-              <w:t>521.25</w:t>
+              <w:t>534.25</w:t>
             </w:r>
           </w:p>
         </w:tc>
@@ -14477,7 +14478,7 @@
               <w:rPr>
                 <w:b/>
               </w:rPr>
-              <w:t>524.50</w:t>
+              <w:t>537.50</w:t>
             </w:r>
           </w:p>
         </w:tc>
@@ -14625,7 +14626,7 @@
             </w:pPr>
             <w:r/>
             <w:r>
-              <w:t>524.50</w:t>
+              <w:t>537.50</w:t>
             </w:r>
           </w:p>
         </w:tc>
@@ -14653,7 +14654,7 @@
             </w:pPr>
             <w:r/>
             <w:r>
-              <w:t>527.50</w:t>
+              <w:t>540.50</w:t>
             </w:r>
           </w:p>
         </w:tc>
@@ -14681,7 +14682,7 @@
             </w:pPr>
             <w:r/>
             <w:r>
-              <w:t>520.50</w:t>
+              <w:t>533.50</w:t>
             </w:r>
           </w:p>
         </w:tc>
@@ -14712,7 +14713,7 @@
               <w:rPr>
                 <w:b/>
               </w:rPr>
-              <w:t>525.25</w:t>
+              <w:t>538.25</w:t>
             </w:r>
           </w:p>
         </w:tc>
@@ -14860,7 +14861,7 @@
             </w:pPr>
             <w:r/>
             <w:r>
-              <w:t>525.25</w:t>
+              <w:t>538.25</w:t>
             </w:r>
           </w:p>
         </w:tc>
@@ -14888,7 +14889,7 @@
             </w:pPr>
             <w:r/>
             <w:r>
-              <w:t>529.75</w:t>
+              <w:t>542.75</w:t>
             </w:r>
           </w:p>
         </w:tc>
@@ -14916,7 +14917,7 @@
             </w:pPr>
             <w:r/>
             <w:r>
-              <w:t>520.25</w:t>
+              <w:t>533.25</w:t>
             </w:r>
           </w:p>
         </w:tc>
@@ -14947,7 +14948,7 @@
               <w:rPr>
                 <w:b/>
               </w:rPr>
-              <w:t>526.00</w:t>
+              <w:t>539.00</w:t>
             </w:r>
           </w:p>
         </w:tc>
@@ -15095,7 +15096,7 @@
             </w:pPr>
             <w:r/>
             <w:r>
-              <w:t>526.00</w:t>
+              <w:t>539.00</w:t>
             </w:r>
           </w:p>
         </w:tc>
@@ -15123,7 +15124,7 @@
             </w:pPr>
             <w:r/>
             <w:r>
-              <w:t>531.50</w:t>
+              <w:t>544.50</w:t>
             </w:r>
           </w:p>
         </w:tc>
@@ -15151,7 +15152,7 @@
             </w:pPr>
             <w:r/>
             <w:r>
-              <w:t>519.75</w:t>
+              <w:t>532.75</w:t>
             </w:r>
           </w:p>
         </w:tc>
@@ -15182,7 +15183,7 @@
               <w:rPr>
                 <w:b/>
               </w:rPr>
-              <w:t>528.25</w:t>
+              <w:t>541.25</w:t>
             </w:r>
           </w:p>
         </w:tc>
@@ -15330,7 +15331,7 @@
             </w:pPr>
             <w:r/>
             <w:r>
-              <w:t>528.25</w:t>
+              <w:t>541.25</w:t>
             </w:r>
           </w:p>
         </w:tc>
@@ -15358,7 +15359,7 @@
             </w:pPr>
             <w:r/>
             <w:r>
-              <w:t>531.25</w:t>
+              <w:t>544.25</w:t>
             </w:r>
           </w:p>
         </w:tc>
@@ -15386,7 +15387,7 @@
             </w:pPr>
             <w:r/>
             <w:r>
-              <w:t>524.00</w:t>
+              <w:t>537.00</w:t>
             </w:r>
           </w:p>
         </w:tc>
@@ -15417,7 +15418,7 @@
               <w:rPr>
                 <w:b/>
               </w:rPr>
-              <w:t>528.50</w:t>
+              <w:t>541.50</w:t>
             </w:r>
           </w:p>
         </w:tc>
@@ -15565,7 +15566,7 @@
             </w:pPr>
             <w:r/>
             <w:r>
-              <w:t>528.50</w:t>
+              <w:t>541.50</w:t>
             </w:r>
           </w:p>
         </w:tc>
@@ -15593,7 +15594,7 @@
             </w:pPr>
             <w:r/>
             <w:r>
-              <w:t>531.75</w:t>
+              <w:t>544.75</w:t>
             </w:r>
           </w:p>
         </w:tc>
@@ -15621,7 +15622,7 @@
             </w:pPr>
             <w:r/>
             <w:r>
-              <w:t>522.00</w:t>
+              <w:t>535.00</w:t>
             </w:r>
           </w:p>
         </w:tc>
@@ -15652,7 +15653,7 @@
               <w:rPr>
                 <w:b/>
               </w:rPr>
-              <w:t>529.25</w:t>
+              <w:t>542.25</w:t>
             </w:r>
           </w:p>
         </w:tc>
@@ -15800,7 +15801,7 @@
             </w:pPr>
             <w:r/>
             <w:r>
-              <w:t>529.25</w:t>
+              <w:t>542.25</w:t>
             </w:r>
           </w:p>
         </w:tc>
@@ -15828,7 +15829,7 @@
             </w:pPr>
             <w:r/>
             <w:r>
-              <w:t>532.25</w:t>
+              <w:t>545.25</w:t>
             </w:r>
           </w:p>
         </w:tc>
@@ -15856,7 +15857,7 @@
             </w:pPr>
             <w:r/>
             <w:r>
-              <w:t>524.75</w:t>
+              <w:t>537.75</w:t>
             </w:r>
           </w:p>
         </w:tc>
@@ -15887,7 +15888,7 @@
               <w:rPr>
                 <w:b/>
               </w:rPr>
-              <w:t>528.75</w:t>
+              <w:t>541.75</w:t>
             </w:r>
           </w:p>
         </w:tc>
@@ -16035,7 +16036,7 @@
             </w:pPr>
             <w:r/>
             <w:r>
-              <w:t>528.75</w:t>
+              <w:t>541.75</w:t>
             </w:r>
           </w:p>
         </w:tc>
@@ -16063,7 +16064,7 @@
             </w:pPr>
             <w:r/>
             <w:r>
-              <w:t>532.75</w:t>
+              <w:t>545.75</w:t>
             </w:r>
           </w:p>
         </w:tc>
@@ -16091,7 +16092,7 @@
             </w:pPr>
             <w:r/>
             <w:r>
-              <w:t>523.00</w:t>
+              <w:t>536.00</w:t>
             </w:r>
           </w:p>
         </w:tc>
@@ -16122,7 +16123,7 @@
               <w:rPr>
                 <w:b/>
               </w:rPr>
-              <w:t>529.25</w:t>
+              <w:t>542.25</w:t>
             </w:r>
           </w:p>
         </w:tc>
@@ -16270,7 +16271,7 @@
             </w:pPr>
             <w:r/>
             <w:r>
-              <w:t>529.25</w:t>
+              <w:t>542.25</w:t>
             </w:r>
           </w:p>
         </w:tc>
@@ -16298,7 +16299,7 @@
             </w:pPr>
             <w:r/>
             <w:r>
-              <w:t>531.75</w:t>
+              <w:t>544.75</w:t>
             </w:r>
           </w:p>
         </w:tc>
@@ -16326,7 +16327,7 @@
             </w:pPr>
             <w:r/>
             <w:r>
-              <w:t>526.00</w:t>
+              <w:t>539.00</w:t>
             </w:r>
           </w:p>
         </w:tc>
@@ -16357,7 +16358,7 @@
               <w:rPr>
                 <w:b/>
               </w:rPr>
-              <w:t>529.75</w:t>
+              <w:t>542.75</w:t>
             </w:r>
           </w:p>
         </w:tc>
@@ -16505,7 +16506,7 @@
             </w:pPr>
             <w:r/>
             <w:r>
-              <w:t>529.75</w:t>
+              <w:t>542.75</w:t>
             </w:r>
           </w:p>
         </w:tc>
@@ -16533,7 +16534,7 @@
             </w:pPr>
             <w:r/>
             <w:r>
-              <w:t>533.25</w:t>
+              <w:t>546.25</w:t>
             </w:r>
           </w:p>
         </w:tc>
@@ -16561,7 +16562,7 @@
             </w:pPr>
             <w:r/>
             <w:r>
-              <w:t>523.75</w:t>
+              <w:t>536.75</w:t>
             </w:r>
           </w:p>
         </w:tc>
@@ -16592,7 +16593,7 @@
               <w:rPr>
                 <w:b/>
               </w:rPr>
-              <w:t>530.75</w:t>
+              <w:t>543.75</w:t>
             </w:r>
           </w:p>
         </w:tc>
@@ -16740,7 +16741,7 @@
             </w:pPr>
             <w:r/>
             <w:r>
-              <w:t>530.75</w:t>
+              <w:t>543.75</w:t>
             </w:r>
           </w:p>
         </w:tc>
@@ -16768,7 +16769,7 @@
             </w:pPr>
             <w:r/>
             <w:r>
-              <w:t>533.50</w:t>
+              <w:t>546.50</w:t>
             </w:r>
           </w:p>
         </w:tc>
@@ -16796,7 +16797,7 @@
             </w:pPr>
             <w:r/>
             <w:r>
-              <w:t>528.25</w:t>
+              <w:t>541.25</w:t>
             </w:r>
           </w:p>
         </w:tc>
@@ -16827,7 +16828,7 @@
               <w:rPr>
                 <w:b/>
               </w:rPr>
-              <w:t>530.75</w:t>
+              <w:t>543.75</w:t>
             </w:r>
           </w:p>
         </w:tc>
@@ -16975,7 +16976,7 @@
             </w:pPr>
             <w:r/>
             <w:r>
-              <w:t>530.75</w:t>
+              <w:t>543.75</w:t>
             </w:r>
           </w:p>
         </w:tc>
@@ -17003,7 +17004,7 @@
             </w:pPr>
             <w:r/>
             <w:r>
-              <w:t>533.50</w:t>
+              <w:t>546.50</w:t>
             </w:r>
           </w:p>
         </w:tc>
@@ -17031,7 +17032,7 @@
             </w:pPr>
             <w:r/>
             <w:r>
-              <w:t>528.25</w:t>
+              <w:t>541.25</w:t>
             </w:r>
           </w:p>
         </w:tc>
@@ -17062,7 +17063,7 @@
               <w:rPr>
                 <w:b/>
               </w:rPr>
-              <w:t>530.25</w:t>
+              <w:t>543.25</w:t>
             </w:r>
           </w:p>
         </w:tc>
@@ -17210,7 +17211,7 @@
             </w:pPr>
             <w:r/>
             <w:r>
-              <w:t>530.25</w:t>
+              <w:t>543.25</w:t>
             </w:r>
           </w:p>
         </w:tc>
@@ -17238,7 +17239,7 @@
             </w:pPr>
             <w:r/>
             <w:r>
-              <w:t>533.25</w:t>
+              <w:t>546.25</w:t>
             </w:r>
           </w:p>
         </w:tc>
@@ -17266,7 +17267,7 @@
             </w:pPr>
             <w:r/>
             <w:r>
-              <w:t>527.00</w:t>
+              <w:t>540.00</w:t>
             </w:r>
           </w:p>
         </w:tc>
@@ -17297,7 +17298,7 @@
               <w:rPr>
                 <w:b/>
               </w:rPr>
-              <w:t>530.00</w:t>
+              <w:t>543.00</w:t>
             </w:r>
           </w:p>
         </w:tc>
@@ -17445,7 +17446,7 @@
             </w:pPr>
             <w:r/>
             <w:r>
-              <w:t>530.00</w:t>
+              <w:t>543.00</w:t>
             </w:r>
           </w:p>
         </w:tc>
@@ -17473,7 +17474,7 @@
             </w:pPr>
             <w:r/>
             <w:r>
-              <w:t>534.00</w:t>
+              <w:t>547.00</w:t>
             </w:r>
           </w:p>
         </w:tc>
@@ -17501,7 +17502,7 @@
             </w:pPr>
             <w:r/>
             <w:r>
-              <w:t>524.75</w:t>
+              <w:t>537.75</w:t>
             </w:r>
           </w:p>
         </w:tc>
@@ -17532,7 +17533,7 @@
               <w:rPr>
                 <w:b/>
               </w:rPr>
-              <w:t>530.50</w:t>
+              <w:t>543.50</w:t>
             </w:r>
           </w:p>
         </w:tc>
@@ -17680,7 +17681,7 @@
             </w:pPr>
             <w:r/>
             <w:r>
-              <w:t>530.50</w:t>
+              <w:t>543.50</w:t>
             </w:r>
           </w:p>
         </w:tc>
@@ -17708,7 +17709,7 @@
             </w:pPr>
             <w:r/>
             <w:r>
-              <w:t>535.25</w:t>
+              <w:t>548.25</w:t>
             </w:r>
           </w:p>
         </w:tc>
@@ -17736,7 +17737,7 @@
             </w:pPr>
             <w:r/>
             <w:r>
-              <w:t>523.50</w:t>
+              <w:t>536.50</w:t>
             </w:r>
           </w:p>
         </w:tc>
@@ -17767,7 +17768,7 @@
               <w:rPr>
                 <w:b/>
               </w:rPr>
-              <w:t>532.50</w:t>
+              <w:t>545.50</w:t>
             </w:r>
           </w:p>
         </w:tc>
@@ -17915,7 +17916,7 @@
             </w:pPr>
             <w:r/>
             <w:r>
-              <w:t>532.50</w:t>
+              <w:t>545.50</w:t>
             </w:r>
           </w:p>
         </w:tc>
@@ -17943,7 +17944,7 @@
             </w:pPr>
             <w:r/>
             <w:r>
-              <w:t>540.50</w:t>
+              <w:t>553.50</w:t>
             </w:r>
           </w:p>
         </w:tc>
@@ -17971,7 +17972,7 @@
             </w:pPr>
             <w:r/>
             <w:r>
-              <w:t>525.50</w:t>
+              <w:t>538.50</w:t>
             </w:r>
           </w:p>
         </w:tc>
@@ -18002,7 +18003,7 @@
               <w:rPr>
                 <w:b/>
               </w:rPr>
-              <w:t>534.00</w:t>
+              <w:t>547.00</w:t>
             </w:r>
           </w:p>
         </w:tc>
@@ -18150,7 +18151,7 @@
             </w:pPr>
             <w:r/>
             <w:r>
-              <w:t>534.00</w:t>
+              <w:t>547.00</w:t>
             </w:r>
           </w:p>
         </w:tc>
@@ -18178,7 +18179,7 @@
             </w:pPr>
             <w:r/>
             <w:r>
-              <w:t>538.50</w:t>
+              <w:t>551.50</w:t>
             </w:r>
           </w:p>
         </w:tc>
@@ -18206,7 +18207,7 @@
             </w:pPr>
             <w:r/>
             <w:r>
-              <w:t>529.75</w:t>
+              <w:t>542.75</w:t>
             </w:r>
           </w:p>
         </w:tc>
@@ -18237,7 +18238,7 @@
               <w:rPr>
                 <w:b/>
               </w:rPr>
-              <w:t>533.50</w:t>
+              <w:t>546.50</w:t>
             </w:r>
           </w:p>
         </w:tc>
@@ -18385,7 +18386,7 @@
             </w:pPr>
             <w:r/>
             <w:r>
-              <w:t>533.50</w:t>
+              <w:t>546.50</w:t>
             </w:r>
           </w:p>
         </w:tc>
@@ -18413,7 +18414,7 @@
             </w:pPr>
             <w:r/>
             <w:r>
-              <w:t>535.75</w:t>
+              <w:t>548.75</w:t>
             </w:r>
           </w:p>
         </w:tc>
@@ -18441,7 +18442,7 @@
             </w:pPr>
             <w:r/>
             <w:r>
-              <w:t>530.75</w:t>
+              <w:t>543.75</w:t>
             </w:r>
           </w:p>
         </w:tc>
@@ -18472,7 +18473,7 @@
               <w:rPr>
                 <w:b/>
               </w:rPr>
-              <w:t>533.25</w:t>
+              <w:t>546.25</w:t>
             </w:r>
           </w:p>
         </w:tc>
@@ -18620,7 +18621,7 @@
             </w:pPr>
             <w:r/>
             <w:r>
-              <w:t>533.25</w:t>
+              <w:t>546.25</w:t>
             </w:r>
           </w:p>
         </w:tc>
@@ -18648,7 +18649,7 @@
             </w:pPr>
             <w:r/>
             <w:r>
-              <w:t>535.25</w:t>
+              <w:t>548.25</w:t>
             </w:r>
           </w:p>
         </w:tc>
@@ -18676,7 +18677,7 @@
             </w:pPr>
             <w:r/>
             <w:r>
-              <w:t>528.75</w:t>
+              <w:t>541.75</w:t>
             </w:r>
           </w:p>
         </w:tc>
@@ -18707,7 +18708,7 @@
               <w:rPr>
                 <w:b/>
               </w:rPr>
-              <w:t>533.50</w:t>
+              <w:t>546.50</w:t>
             </w:r>
           </w:p>
         </w:tc>
@@ -18855,7 +18856,7 @@
             </w:pPr>
             <w:r/>
             <w:r>
-              <w:t>533.50</w:t>
+              <w:t>546.50</w:t>
             </w:r>
           </w:p>
         </w:tc>
@@ -18883,7 +18884,7 @@
             </w:pPr>
             <w:r/>
             <w:r>
-              <w:t>537.25</w:t>
+              <w:t>550.25</w:t>
             </w:r>
           </w:p>
         </w:tc>
@@ -18911,7 +18912,7 @@
             </w:pPr>
             <w:r/>
             <w:r>
-              <w:t>530.75</w:t>
+              <w:t>543.75</w:t>
             </w:r>
           </w:p>
         </w:tc>
@@ -18942,7 +18943,7 @@
               <w:rPr>
                 <w:b/>
               </w:rPr>
-              <w:t>534.00</w:t>
+              <w:t>547.00</w:t>
             </w:r>
           </w:p>
         </w:tc>
@@ -19090,7 +19091,7 @@
             </w:pPr>
             <w:r/>
             <w:r>
-              <w:t>534.00</w:t>
+              <w:t>547.00</w:t>
             </w:r>
           </w:p>
         </w:tc>
@@ -19118,7 +19119,7 @@
             </w:pPr>
             <w:r/>
             <w:r>
-              <w:t>537.00</w:t>
+              <w:t>550.00</w:t>
             </w:r>
           </w:p>
         </w:tc>
@@ -19146,7 +19147,7 @@
             </w:pPr>
             <w:r/>
             <w:r>
-              <w:t>529.50</w:t>
+              <w:t>542.50</w:t>
             </w:r>
           </w:p>
         </w:tc>
@@ -19177,7 +19178,7 @@
               <w:rPr>
                 <w:b/>
               </w:rPr>
-              <w:t>534.25</w:t>
+              <w:t>547.25</w:t>
             </w:r>
           </w:p>
         </w:tc>
@@ -19325,7 +19326,7 @@
             </w:pPr>
             <w:r/>
             <w:r>
-              <w:t>534.25</w:t>
+              <w:t>547.25</w:t>
             </w:r>
           </w:p>
         </w:tc>
@@ -19353,7 +19354,7 @@
             </w:pPr>
             <w:r/>
             <w:r>
-              <w:t>538.50</w:t>
+              <w:t>551.50</w:t>
             </w:r>
           </w:p>
         </w:tc>
@@ -19381,7 +19382,7 @@
             </w:pPr>
             <w:r/>
             <w:r>
-              <w:t>531.00</w:t>
+              <w:t>544.00</w:t>
             </w:r>
           </w:p>
         </w:tc>
@@ -19412,7 +19413,7 @@
               <w:rPr>
                 <w:b/>
               </w:rPr>
-              <w:t>535.00</w:t>
+              <w:t>548.00</w:t>
             </w:r>
           </w:p>
         </w:tc>
@@ -19560,7 +19561,7 @@
             </w:pPr>
             <w:r/>
             <w:r>
-              <w:t>535.00</w:t>
+              <w:t>548.00</w:t>
             </w:r>
           </w:p>
         </w:tc>
@@ -19588,7 +19589,7 @@
             </w:pPr>
             <w:r/>
             <w:r>
-              <w:t>538.50</w:t>
+              <w:t>551.50</w:t>
             </w:r>
           </w:p>
         </w:tc>
@@ -19616,7 +19617,7 @@
             </w:pPr>
             <w:r/>
             <w:r>
-              <w:t>532.75</w:t>
+              <w:t>545.75</w:t>
             </w:r>
           </w:p>
         </w:tc>
@@ -19647,7 +19648,7 @@
               <w:rPr>
                 <w:b/>
               </w:rPr>
-              <w:t>535.00</w:t>
+              <w:t>548.00</w:t>
             </w:r>
           </w:p>
         </w:tc>
@@ -19795,7 +19796,7 @@
             </w:pPr>
             <w:r/>
             <w:r>
-              <w:t>535.00</w:t>
+              <w:t>548.00</w:t>
             </w:r>
           </w:p>
         </w:tc>
@@ -19823,7 +19824,7 @@
             </w:pPr>
             <w:r/>
             <w:r>
-              <w:t>538.75</w:t>
+              <w:t>551.75</w:t>
             </w:r>
           </w:p>
         </w:tc>
@@ -19851,7 +19852,7 @@
             </w:pPr>
             <w:r/>
             <w:r>
-              <w:t>531.50</w:t>
+              <w:t>544.50</w:t>
             </w:r>
           </w:p>
         </w:tc>
@@ -19882,7 +19883,7 @@
               <w:rPr>
                 <w:b/>
               </w:rPr>
-              <w:t>534.75</w:t>
+              <w:t>547.75</w:t>
             </w:r>
           </w:p>
         </w:tc>
@@ -20030,7 +20031,7 @@
             </w:pPr>
             <w:r/>
             <w:r>
-              <w:t>534.75</w:t>
+              <w:t>547.75</w:t>
             </w:r>
           </w:p>
         </w:tc>
@@ -20058,7 +20059,7 @@
             </w:pPr>
             <w:r/>
             <w:r>
-              <w:t>538.25</w:t>
+              <w:t>551.25</w:t>
             </w:r>
           </w:p>
         </w:tc>
@@ -20086,7 +20087,7 @@
             </w:pPr>
             <w:r/>
             <w:r>
-              <w:t>531.50</w:t>
+              <w:t>544.50</w:t>
             </w:r>
           </w:p>
         </w:tc>
@@ -20117,7 +20118,7 @@
               <w:rPr>
                 <w:b/>
               </w:rPr>
-              <w:t>534.50</w:t>
+              <w:t>547.50</w:t>
             </w:r>
           </w:p>
         </w:tc>
@@ -20265,7 +20266,7 @@
             </w:pPr>
             <w:r/>
             <w:r>
-              <w:t>534.50</w:t>
+              <w:t>547.50</w:t>
             </w:r>
           </w:p>
         </w:tc>
@@ -20293,7 +20294,7 @@
             </w:pPr>
             <w:r/>
             <w:r>
-              <w:t>537.50</w:t>
+              <w:t>550.50</w:t>
             </w:r>
           </w:p>
         </w:tc>
@@ -20321,7 +20322,7 @@
             </w:pPr>
             <w:r/>
             <w:r>
-              <w:t>531.75</w:t>
+              <w:t>544.75</w:t>
             </w:r>
           </w:p>
         </w:tc>
@@ -20352,7 +20353,7 @@
               <w:rPr>
                 <w:b/>
               </w:rPr>
-              <w:t>534.75</w:t>
+              <w:t>547.75</w:t>
             </w:r>
           </w:p>
         </w:tc>
@@ -20500,7 +20501,7 @@
             </w:pPr>
             <w:r/>
             <w:r>
-              <w:t>534.75</w:t>
+              <w:t>547.75</w:t>
             </w:r>
           </w:p>
         </w:tc>
@@ -20528,7 +20529,7 @@
             </w:pPr>
             <w:r/>
             <w:r>
-              <w:t>537.75</w:t>
+              <w:t>550.75</w:t>
             </w:r>
           </w:p>
         </w:tc>
@@ -20556,7 +20557,7 @@
             </w:pPr>
             <w:r/>
             <w:r>
-              <w:t>532.00</w:t>
+              <w:t>545.00</w:t>
             </w:r>
           </w:p>
         </w:tc>
@@ -20587,7 +20588,7 @@
               <w:rPr>
                 <w:b/>
               </w:rPr>
-              <w:t>534.75</w:t>
+              <w:t>547.75</w:t>
             </w:r>
           </w:p>
         </w:tc>
@@ -20735,7 +20736,7 @@
             </w:pPr>
             <w:r/>
             <w:r>
-              <w:t>534.75</w:t>
+              <w:t>547.75</w:t>
             </w:r>
           </w:p>
         </w:tc>
@@ -20763,7 +20764,7 @@
             </w:pPr>
             <w:r/>
             <w:r>
-              <w:t>538.75</w:t>
+              <w:t>551.75</w:t>
             </w:r>
           </w:p>
         </w:tc>
@@ -20791,7 +20792,7 @@
             </w:pPr>
             <w:r/>
             <w:r>
-              <w:t>531.25</w:t>
+              <w:t>544.25</w:t>
             </w:r>
           </w:p>
         </w:tc>
@@ -20822,7 +20823,7 @@
               <w:rPr>
                 <w:b/>
               </w:rPr>
-              <w:t>535.25</w:t>
+              <w:t>548.25</w:t>
             </w:r>
           </w:p>
         </w:tc>
@@ -20970,7 +20971,7 @@
             </w:pPr>
             <w:r/>
             <w:r>
-              <w:t>535.25</w:t>
+              <w:t>548.25</w:t>
             </w:r>
           </w:p>
         </w:tc>
@@ -20998,7 +20999,7 @@
             </w:pPr>
             <w:r/>
             <w:r>
-              <w:t>539.25</w:t>
+              <w:t>552.25</w:t>
             </w:r>
           </w:p>
         </w:tc>
@@ -21026,7 +21027,7 @@
             </w:pPr>
             <w:r/>
             <w:r>
-              <w:t>533.50</w:t>
+              <w:t>546.50</w:t>
             </w:r>
           </w:p>
         </w:tc>
@@ -21057,7 +21058,7 @@
               <w:rPr>
                 <w:b/>
               </w:rPr>
-              <w:t>535.00</w:t>
+              <w:t>548.00</w:t>
             </w:r>
           </w:p>
         </w:tc>
@@ -21780,7 +21781,7 @@
         <w:t>Giá Chốt Phiên (Close):</w:t>
       </w:r>
       <w:r>
-        <w:t xml:space="preserve"> 719.50 cents | </w:t>
+        <w:t xml:space="preserve"> 724.00 cents | </w:t>
       </w:r>
       <w:r>
         <w:rPr>
@@ -21795,10 +21796,10 @@
         <w:rPr>
           <w:b/>
         </w:rPr>
-        <w:t>`723.68 cents`</w:t>
+        <w:t>`727.53 cents`</w:t>
       </w:r>
       <w:r>
-        <w:t xml:space="preserve"> (+4.18).</w:t>
+        <w:t xml:space="preserve"> (+3.53).</w:t>
       </w:r>
     </w:p>
     <w:p>
@@ -21819,7 +21820,7 @@
         <w:rPr>
           <w:b/>
         </w:rPr>
-        <w:t>`38,262`</w:t>
+        <w:t>`62,140`</w:t>
       </w:r>
       <w:r>
         <w:t xml:space="preserve"> (Chênh lệch: </w:t>
@@ -21828,7 +21829,7 @@
         <w:rPr>
           <w:b/>
         </w:rPr>
-        <w:t>`-50,942`</w:t>
+        <w:t>`-27,064`</w:t>
       </w:r>
       <w:r>
         <w:t xml:space="preserve">) | OI: </w:t>
@@ -21870,7 +21871,7 @@
         <w:rPr>
           <w:b/>
         </w:rPr>
-        <w:t>`Không phát hiện mô hình nến đặc biệt`</w:t>
+        <w:t>`Doji (Nến lưỡng lự thế trận)`</w:t>
       </w:r>
     </w:p>
     <w:p>
@@ -22162,7 +22163,7 @@
               <w:rPr>
                 <w:b/>
               </w:rPr>
-              <w:t>104.53</w:t>
+              <w:t>105.16</w:t>
             </w:r>
           </w:p>
         </w:tc>
@@ -22193,7 +22194,7 @@
               <w:rPr>
                 <w:b/>
               </w:rPr>
-              <w:t>-2.88%</w:t>
+              <w:t>-2.29%</w:t>
             </w:r>
           </w:p>
         </w:tc>
@@ -22285,7 +22286,7 @@
               <w:rPr>
                 <w:b/>
               </w:rPr>
-              <w:t>99.03</w:t>
+              <w:t>99.06</w:t>
             </w:r>
           </w:p>
         </w:tc>
@@ -22316,7 +22317,7 @@
               <w:rPr>
                 <w:b/>
               </w:rPr>
-              <w:t>-0.06%</w:t>
+              <w:t>-0.03%</w:t>
             </w:r>
           </w:p>
         </w:tc>
@@ -22920,7 +22921,7 @@
         <w:t xml:space="preserve"> EMA_21 </w:t>
       </w:r>
       <w:r>
-        <w:t xml:space="preserve"> (734.05) &lt; </w:t>
+        <w:t xml:space="preserve"> (732.32) &lt; </w:t>
       </w:r>
       <w:r>
         <w:rPr>
@@ -22931,7 +22932,7 @@
         <w:t xml:space="preserve"> EMA_50 </w:t>
       </w:r>
       <w:r>
-        <w:t xml:space="preserve"> (736.66).</w:t>
+        <w:t xml:space="preserve"> (735.70).</w:t>
       </w:r>
     </w:p>
     <w:p>
@@ -22952,7 +22953,7 @@
         <w:rPr>
           <w:b/>
         </w:rPr>
-        <w:t>`33.15`</w:t>
+        <w:t>`39.09`</w:t>
       </w:r>
       <w:r>
         <w:t xml:space="preserve"> | ATR (14) = </w:t>
@@ -22961,7 +22962,7 @@
         <w:rPr>
           <w:b/>
         </w:rPr>
-        <w:t>`6.24`</w:t>
+        <w:t>`7.46`</w:t>
       </w:r>
       <w:r>
         <w:t xml:space="preserve"> cents | Volatility = </w:t>
@@ -22970,7 +22971,7 @@
         <w:rPr>
           <w:b/>
         </w:rPr>
-        <w:t>`11.75 cents`</w:t>
+        <w:t>`16.25 cents`</w:t>
       </w:r>
       <w:r>
         <w:t>.</w:t>
@@ -23745,7 +23746,7 @@
           <w:b/>
           <w:color w:val="B91C1C"/>
         </w:rPr>
-        <w:t>`734.05 - 736.66 cents (Canh bán hồi kỹ thuật H1)`</w:t>
+        <w:t>`732.32 - 735.70 cents (Canh bán hồi kỹ thuật H1)`</w:t>
       </w:r>
       <w:r>
         <w:t xml:space="preserve"> | SL: </w:t>
@@ -23754,7 +23755,7 @@
         <w:rPr>
           <w:b/>
         </w:rPr>
-        <w:t>`804.36 cents (Trên kháng cự R2 + 1.5x ATR)`</w:t>
+        <w:t>`806.19 cents (Trên kháng cự R2 + 1.5x ATR)`</w:t>
       </w:r>
       <w:r>
         <w:t xml:space="preserve"> | TP: </w:t>
@@ -23825,7 +23826,7 @@
         <w:rPr>
           <w:b/>
         </w:rPr>
-        <w:t>`656.92 cents`</w:t>
+        <w:t>`655.76 cents`</w:t>
       </w:r>
       <w:r>
         <w:t xml:space="preserve"> | TP: </w:t>
@@ -23871,7 +23872,7 @@
         <w:rPr>
           <w:b/>
         </w:rPr>
-        <w:t>`762.08 cents`</w:t>
+        <w:t>`763.24 cents`</w:t>
       </w:r>
       <w:r>
         <w:t xml:space="preserve"> | TP: </w:t>
@@ -23920,7 +23921,7 @@
         <w:rPr>
           <w:b/>
         </w:rPr>
-        <w:t>`620.29 - 645.25 cents`</w:t>
+        <w:t>`615.41 - 645.25 cents`</w:t>
       </w:r>
     </w:p>
     <w:p>
@@ -24327,7 +24328,7 @@
             </w:pPr>
             <w:r/>
             <w:r>
-              <w:t>719.50</w:t>
+              <w:t>724.00</w:t>
             </w:r>
           </w:p>
         </w:tc>
@@ -24355,7 +24356,7 @@
             </w:pPr>
             <w:r/>
             <w:r>
-              <w:t>730.75</w:t>
+              <w:t>735.25</w:t>
             </w:r>
           </w:p>
         </w:tc>
@@ -24383,7 +24384,7 @@
             </w:pPr>
             <w:r/>
             <w:r>
-              <w:t>714.00</w:t>
+              <w:t>718.50</w:t>
             </w:r>
           </w:p>
         </w:tc>
@@ -24414,7 +24415,7 @@
               <w:rPr>
                 <w:b/>
               </w:rPr>
-              <w:t>718.75</w:t>
+              <w:t>723.25</w:t>
             </w:r>
           </w:p>
         </w:tc>
@@ -24562,7 +24563,7 @@
             </w:pPr>
             <w:r/>
             <w:r>
-              <w:t>718.75</w:t>
+              <w:t>723.25</w:t>
             </w:r>
           </w:p>
         </w:tc>
@@ -24590,7 +24591,7 @@
             </w:pPr>
             <w:r/>
             <w:r>
-              <w:t>726.25</w:t>
+              <w:t>730.75</w:t>
             </w:r>
           </w:p>
         </w:tc>
@@ -24618,7 +24619,7 @@
             </w:pPr>
             <w:r/>
             <w:r>
-              <w:t>712.75</w:t>
+              <w:t>717.25</w:t>
             </w:r>
           </w:p>
         </w:tc>
@@ -24649,7 +24650,7 @@
               <w:rPr>
                 <w:b/>
               </w:rPr>
-              <w:t>718.25</w:t>
+              <w:t>722.75</w:t>
             </w:r>
           </w:p>
         </w:tc>
@@ -24797,7 +24798,7 @@
             </w:pPr>
             <w:r/>
             <w:r>
-              <w:t>718.25</w:t>
+              <w:t>722.75</w:t>
             </w:r>
           </w:p>
         </w:tc>
@@ -24825,7 +24826,7 @@
             </w:pPr>
             <w:r/>
             <w:r>
-              <w:t>732.00</w:t>
+              <w:t>736.50</w:t>
             </w:r>
           </w:p>
         </w:tc>
@@ -24853,7 +24854,7 @@
             </w:pPr>
             <w:r/>
             <w:r>
-              <w:t>703.50</w:t>
+              <w:t>708.00</w:t>
             </w:r>
           </w:p>
         </w:tc>
@@ -24884,7 +24885,7 @@
               <w:rPr>
                 <w:b/>
               </w:rPr>
-              <w:t>720.25</w:t>
+              <w:t>724.75</w:t>
             </w:r>
           </w:p>
         </w:tc>
@@ -25032,7 +25033,7 @@
             </w:pPr>
             <w:r/>
             <w:r>
-              <w:t>720.25</w:t>
+              <w:t>724.75</w:t>
             </w:r>
           </w:p>
         </w:tc>
@@ -25060,7 +25061,7 @@
             </w:pPr>
             <w:r/>
             <w:r>
-              <w:t>733.50</w:t>
+              <w:t>738.00</w:t>
             </w:r>
           </w:p>
         </w:tc>
@@ -25088,7 +25089,7 @@
             </w:pPr>
             <w:r/>
             <w:r>
-              <w:t>712.00</w:t>
+              <w:t>716.50</w:t>
             </w:r>
           </w:p>
         </w:tc>
@@ -25119,7 +25120,7 @@
               <w:rPr>
                 <w:b/>
               </w:rPr>
-              <w:t>721.50</w:t>
+              <w:t>726.00</w:t>
             </w:r>
           </w:p>
         </w:tc>
@@ -25267,7 +25268,7 @@
             </w:pPr>
             <w:r/>
             <w:r>
-              <w:t>721.50</w:t>
+              <w:t>726.00</w:t>
             </w:r>
           </w:p>
         </w:tc>
@@ -25295,7 +25296,7 @@
             </w:pPr>
             <w:r/>
             <w:r>
-              <w:t>738.00</w:t>
+              <w:t>742.50</w:t>
             </w:r>
           </w:p>
         </w:tc>
@@ -25323,7 +25324,7 @@
             </w:pPr>
             <w:r/>
             <w:r>
-              <w:t>711.00</w:t>
+              <w:t>715.50</w:t>
             </w:r>
           </w:p>
         </w:tc>
@@ -25354,7 +25355,7 @@
               <w:rPr>
                 <w:b/>
               </w:rPr>
-              <w:t>726.00</w:t>
+              <w:t>730.50</w:t>
             </w:r>
           </w:p>
         </w:tc>
@@ -25502,7 +25503,7 @@
             </w:pPr>
             <w:r/>
             <w:r>
-              <w:t>726.00</w:t>
+              <w:t>730.50</w:t>
             </w:r>
           </w:p>
         </w:tc>
@@ -25530,7 +25531,7 @@
             </w:pPr>
             <w:r/>
             <w:r>
-              <w:t>733.75</w:t>
+              <w:t>738.25</w:t>
             </w:r>
           </w:p>
         </w:tc>
@@ -25558,7 +25559,7 @@
             </w:pPr>
             <w:r/>
             <w:r>
-              <w:t>715.00</w:t>
+              <w:t>719.50</w:t>
             </w:r>
           </w:p>
         </w:tc>
@@ -25589,7 +25590,7 @@
               <w:rPr>
                 <w:b/>
               </w:rPr>
-              <w:t>727.25</w:t>
+              <w:t>731.75</w:t>
             </w:r>
           </w:p>
         </w:tc>
@@ -25737,7 +25738,7 @@
             </w:pPr>
             <w:r/>
             <w:r>
-              <w:t>727.25</w:t>
+              <w:t>731.75</w:t>
             </w:r>
           </w:p>
         </w:tc>
@@ -25765,7 +25766,7 @@
             </w:pPr>
             <w:r/>
             <w:r>
-              <w:t>735.50</w:t>
+              <w:t>740.00</w:t>
             </w:r>
           </w:p>
         </w:tc>
@@ -25793,7 +25794,7 @@
             </w:pPr>
             <w:r/>
             <w:r>
-              <w:t>716.75</w:t>
+              <w:t>721.25</w:t>
             </w:r>
           </w:p>
         </w:tc>
@@ -25824,7 +25825,7 @@
               <w:rPr>
                 <w:b/>
               </w:rPr>
-              <w:t>729.00</w:t>
+              <w:t>733.50</w:t>
             </w:r>
           </w:p>
         </w:tc>
@@ -25972,7 +25973,7 @@
             </w:pPr>
             <w:r/>
             <w:r>
-              <w:t>729.00</w:t>
+              <w:t>733.50</w:t>
             </w:r>
           </w:p>
         </w:tc>
@@ -26000,7 +26001,7 @@
             </w:pPr>
             <w:r/>
             <w:r>
-              <w:t>741.25</w:t>
+              <w:t>745.75</w:t>
             </w:r>
           </w:p>
         </w:tc>
@@ -26028,7 +26029,7 @@
             </w:pPr>
             <w:r/>
             <w:r>
-              <w:t>719.25</w:t>
+              <w:t>723.75</w:t>
             </w:r>
           </w:p>
         </w:tc>
@@ -26059,7 +26060,7 @@
               <w:rPr>
                 <w:b/>
               </w:rPr>
-              <w:t>728.00</w:t>
+              <w:t>732.50</w:t>
             </w:r>
           </w:p>
         </w:tc>
@@ -26207,7 +26208,7 @@
             </w:pPr>
             <w:r/>
             <w:r>
-              <w:t>728.00</w:t>
+              <w:t>732.50</w:t>
             </w:r>
           </w:p>
         </w:tc>
@@ -26235,7 +26236,7 @@
             </w:pPr>
             <w:r/>
             <w:r>
-              <w:t>738.50</w:t>
+              <w:t>743.00</w:t>
             </w:r>
           </w:p>
         </w:tc>
@@ -26263,7 +26264,7 @@
             </w:pPr>
             <w:r/>
             <w:r>
-              <w:t>713.25</w:t>
+              <w:t>717.75</w:t>
             </w:r>
           </w:p>
         </w:tc>
@@ -26294,7 +26295,7 @@
               <w:rPr>
                 <w:b/>
               </w:rPr>
-              <w:t>730.25</w:t>
+              <w:t>734.75</w:t>
             </w:r>
           </w:p>
         </w:tc>
@@ -26442,7 +26443,7 @@
             </w:pPr>
             <w:r/>
             <w:r>
-              <w:t>730.25</w:t>
+              <w:t>734.75</w:t>
             </w:r>
           </w:p>
         </w:tc>
@@ -26470,7 +26471,7 @@
             </w:pPr>
             <w:r/>
             <w:r>
-              <w:t>740.75</w:t>
+              <w:t>745.25</w:t>
             </w:r>
           </w:p>
         </w:tc>
@@ -26498,7 +26499,7 @@
             </w:pPr>
             <w:r/>
             <w:r>
-              <w:t>724.00</w:t>
+              <w:t>728.50</w:t>
             </w:r>
           </w:p>
         </w:tc>
@@ -26529,7 +26530,7 @@
               <w:rPr>
                 <w:b/>
               </w:rPr>
-              <w:t>731.00</w:t>
+              <w:t>735.50</w:t>
             </w:r>
           </w:p>
         </w:tc>
@@ -26677,7 +26678,7 @@
             </w:pPr>
             <w:r/>
             <w:r>
-              <w:t>731.00</w:t>
+              <w:t>735.50</w:t>
             </w:r>
           </w:p>
         </w:tc>
@@ -26705,7 +26706,7 @@
             </w:pPr>
             <w:r/>
             <w:r>
-              <w:t>745.25</w:t>
+              <w:t>749.75</w:t>
             </w:r>
           </w:p>
         </w:tc>
@@ -26733,7 +26734,7 @@
             </w:pPr>
             <w:r/>
             <w:r>
-              <w:t>716.25</w:t>
+              <w:t>720.75</w:t>
             </w:r>
           </w:p>
         </w:tc>
@@ -26764,7 +26765,7 @@
               <w:rPr>
                 <w:b/>
               </w:rPr>
-              <w:t>733.00</w:t>
+              <w:t>737.50</w:t>
             </w:r>
           </w:p>
         </w:tc>
@@ -26912,7 +26913,7 @@
             </w:pPr>
             <w:r/>
             <w:r>
-              <w:t>733.00</w:t>
+              <w:t>737.50</w:t>
             </w:r>
           </w:p>
         </w:tc>
@@ -26940,7 +26941,7 @@
             </w:pPr>
             <w:r/>
             <w:r>
-              <w:t>739.50</w:t>
+              <w:t>744.00</w:t>
             </w:r>
           </w:p>
         </w:tc>
@@ -26968,7 +26969,7 @@
             </w:pPr>
             <w:r/>
             <w:r>
-              <w:t>726.25</w:t>
+              <w:t>730.75</w:t>
             </w:r>
           </w:p>
         </w:tc>
@@ -26999,7 +27000,7 @@
               <w:rPr>
                 <w:b/>
               </w:rPr>
-              <w:t>733.25</w:t>
+              <w:t>737.75</w:t>
             </w:r>
           </w:p>
         </w:tc>
@@ -27147,7 +27148,7 @@
             </w:pPr>
             <w:r/>
             <w:r>
-              <w:t>733.25</w:t>
+              <w:t>737.75</w:t>
             </w:r>
           </w:p>
         </w:tc>
@@ -27175,7 +27176,7 @@
             </w:pPr>
             <w:r/>
             <w:r>
-              <w:t>743.50</w:t>
+              <w:t>748.00</w:t>
             </w:r>
           </w:p>
         </w:tc>
@@ -27203,7 +27204,7 @@
             </w:pPr>
             <w:r/>
             <w:r>
-              <w:t>725.25</w:t>
+              <w:t>729.75</w:t>
             </w:r>
           </w:p>
         </w:tc>
@@ -27234,7 +27235,7 @@
               <w:rPr>
                 <w:b/>
               </w:rPr>
-              <w:t>733.75</w:t>
+              <w:t>738.25</w:t>
             </w:r>
           </w:p>
         </w:tc>
@@ -27382,7 +27383,7 @@
             </w:pPr>
             <w:r/>
             <w:r>
-              <w:t>733.75</w:t>
+              <w:t>738.25</w:t>
             </w:r>
           </w:p>
         </w:tc>
@@ -27410,7 +27411,7 @@
             </w:pPr>
             <w:r/>
             <w:r>
-              <w:t>740.75</w:t>
+              <w:t>745.25</w:t>
             </w:r>
           </w:p>
         </w:tc>
@@ -27438,7 +27439,7 @@
             </w:pPr>
             <w:r/>
             <w:r>
-              <w:t>727.75</w:t>
+              <w:t>732.25</w:t>
             </w:r>
           </w:p>
         </w:tc>
@@ -27469,7 +27470,7 @@
               <w:rPr>
                 <w:b/>
               </w:rPr>
-              <w:t>733.00</w:t>
+              <w:t>737.50</w:t>
             </w:r>
           </w:p>
         </w:tc>
@@ -27617,7 +27618,7 @@
             </w:pPr>
             <w:r/>
             <w:r>
-              <w:t>733.00</w:t>
+              <w:t>737.50</w:t>
             </w:r>
           </w:p>
         </w:tc>
@@ -27645,7 +27646,7 @@
             </w:pPr>
             <w:r/>
             <w:r>
-              <w:t>746.50</w:t>
+              <w:t>751.00</w:t>
             </w:r>
           </w:p>
         </w:tc>
@@ -27673,7 +27674,7 @@
             </w:pPr>
             <w:r/>
             <w:r>
-              <w:t>720.00</w:t>
+              <w:t>724.50</w:t>
             </w:r>
           </w:p>
         </w:tc>
@@ -27704,7 +27705,7 @@
               <w:rPr>
                 <w:b/>
               </w:rPr>
-              <w:t>734.75</w:t>
+              <w:t>739.25</w:t>
             </w:r>
           </w:p>
         </w:tc>
@@ -27852,7 +27853,7 @@
             </w:pPr>
             <w:r/>
             <w:r>
-              <w:t>734.75</w:t>
+              <w:t>739.25</w:t>
             </w:r>
           </w:p>
         </w:tc>
@@ -27880,7 +27881,7 @@
             </w:pPr>
             <w:r/>
             <w:r>
-              <w:t>744.00</w:t>
+              <w:t>748.50</w:t>
             </w:r>
           </w:p>
         </w:tc>
@@ -27908,7 +27909,7 @@
             </w:pPr>
             <w:r/>
             <w:r>
-              <w:t>724.00</w:t>
+              <w:t>728.50</w:t>
             </w:r>
           </w:p>
         </w:tc>
@@ -27939,7 +27940,7 @@
               <w:rPr>
                 <w:b/>
               </w:rPr>
-              <w:t>735.25</w:t>
+              <w:t>739.75</w:t>
             </w:r>
           </w:p>
         </w:tc>
@@ -28087,7 +28088,7 @@
             </w:pPr>
             <w:r/>
             <w:r>
-              <w:t>735.25</w:t>
+              <w:t>739.75</w:t>
             </w:r>
           </w:p>
         </w:tc>
@@ -28115,7 +28116,7 @@
             </w:pPr>
             <w:r/>
             <w:r>
-              <w:t>747.50</w:t>
+              <w:t>752.00</w:t>
             </w:r>
           </w:p>
         </w:tc>
@@ -28143,7 +28144,7 @@
             </w:pPr>
             <w:r/>
             <w:r>
-              <w:t>721.00</w:t>
+              <w:t>725.50</w:t>
             </w:r>
           </w:p>
         </w:tc>
@@ -28174,7 +28175,7 @@
               <w:rPr>
                 <w:b/>
               </w:rPr>
-              <w:t>733.75</w:t>
+              <w:t>738.25</w:t>
             </w:r>
           </w:p>
         </w:tc>
@@ -28322,7 +28323,7 @@
             </w:pPr>
             <w:r/>
             <w:r>
-              <w:t>733.75</w:t>
+              <w:t>738.25</w:t>
             </w:r>
           </w:p>
         </w:tc>
@@ -28350,7 +28351,7 @@
             </w:pPr>
             <w:r/>
             <w:r>
-              <w:t>740.75</w:t>
+              <w:t>745.25</w:t>
             </w:r>
           </w:p>
         </w:tc>
@@ -28378,7 +28379,7 @@
             </w:pPr>
             <w:r/>
             <w:r>
-              <w:t>724.25</w:t>
+              <w:t>728.75</w:t>
             </w:r>
           </w:p>
         </w:tc>
@@ -28409,7 +28410,7 @@
               <w:rPr>
                 <w:b/>
               </w:rPr>
-              <w:t>734.25</w:t>
+              <w:t>738.75</w:t>
             </w:r>
           </w:p>
         </w:tc>
@@ -28557,7 +28558,7 @@
             </w:pPr>
             <w:r/>
             <w:r>
-              <w:t>734.25</w:t>
+              <w:t>738.75</w:t>
             </w:r>
           </w:p>
         </w:tc>
@@ -28585,7 +28586,7 @@
             </w:pPr>
             <w:r/>
             <w:r>
-              <w:t>744.75</w:t>
+              <w:t>749.25</w:t>
             </w:r>
           </w:p>
         </w:tc>
@@ -28613,7 +28614,7 @@
             </w:pPr>
             <w:r/>
             <w:r>
-              <w:t>727.00</w:t>
+              <w:t>731.50</w:t>
             </w:r>
           </w:p>
         </w:tc>
@@ -28644,7 +28645,7 @@
               <w:rPr>
                 <w:b/>
               </w:rPr>
-              <w:t>734.00</w:t>
+              <w:t>738.50</w:t>
             </w:r>
           </w:p>
         </w:tc>
@@ -28792,7 +28793,7 @@
             </w:pPr>
             <w:r/>
             <w:r>
-              <w:t>734.00</w:t>
+              <w:t>738.50</w:t>
             </w:r>
           </w:p>
         </w:tc>
@@ -28820,7 +28821,7 @@
             </w:pPr>
             <w:r/>
             <w:r>
-              <w:t>743.75</w:t>
+              <w:t>748.25</w:t>
             </w:r>
           </w:p>
         </w:tc>
@@ -28848,7 +28849,7 @@
             </w:pPr>
             <w:r/>
             <w:r>
-              <w:t>724.25</w:t>
+              <w:t>728.75</w:t>
             </w:r>
           </w:p>
         </w:tc>
@@ -28879,7 +28880,7 @@
               <w:rPr>
                 <w:b/>
               </w:rPr>
-              <w:t>734.50</w:t>
+              <w:t>739.00</w:t>
             </w:r>
           </w:p>
         </w:tc>
@@ -29027,7 +29028,7 @@
             </w:pPr>
             <w:r/>
             <w:r>
-              <w:t>734.50</w:t>
+              <w:t>739.00</w:t>
             </w:r>
           </w:p>
         </w:tc>
@@ -29055,7 +29056,7 @@
             </w:pPr>
             <w:r/>
             <w:r>
-              <w:t>745.25</w:t>
+              <w:t>749.75</w:t>
             </w:r>
           </w:p>
         </w:tc>
@@ -29083,7 +29084,7 @@
             </w:pPr>
             <w:r/>
             <w:r>
-              <w:t>727.25</w:t>
+              <w:t>731.75</w:t>
             </w:r>
           </w:p>
         </w:tc>
@@ -29114,7 +29115,7 @@
               <w:rPr>
                 <w:b/>
               </w:rPr>
-              <w:t>735.25</w:t>
+              <w:t>739.75</w:t>
             </w:r>
           </w:p>
         </w:tc>
@@ -29262,7 +29263,7 @@
             </w:pPr>
             <w:r/>
             <w:r>
-              <w:t>735.25</w:t>
+              <w:t>739.75</w:t>
             </w:r>
           </w:p>
         </w:tc>
@@ -29290,7 +29291,7 @@
             </w:pPr>
             <w:r/>
             <w:r>
-              <w:t>741.75</w:t>
+              <w:t>746.25</w:t>
             </w:r>
           </w:p>
         </w:tc>
@@ -29318,7 +29319,7 @@
             </w:pPr>
             <w:r/>
             <w:r>
-              <w:t>726.75</w:t>
+              <w:t>731.25</w:t>
             </w:r>
           </w:p>
         </w:tc>
@@ -29349,7 +29350,7 @@
               <w:rPr>
                 <w:b/>
               </w:rPr>
-              <w:t>735.75</w:t>
+              <w:t>740.25</w:t>
             </w:r>
           </w:p>
         </w:tc>
@@ -29497,7 +29498,7 @@
             </w:pPr>
             <w:r/>
             <w:r>
-              <w:t>735.75</w:t>
+              <w:t>740.25</w:t>
             </w:r>
           </w:p>
         </w:tc>
@@ -29525,7 +29526,7 @@
             </w:pPr>
             <w:r/>
             <w:r>
-              <w:t>746.75</w:t>
+              <w:t>751.25</w:t>
             </w:r>
           </w:p>
         </w:tc>
@@ -29553,7 +29554,7 @@
             </w:pPr>
             <w:r/>
             <w:r>
-              <w:t>724.00</w:t>
+              <w:t>728.50</w:t>
             </w:r>
           </w:p>
         </w:tc>
@@ -29584,7 +29585,7 @@
               <w:rPr>
                 <w:b/>
               </w:rPr>
-              <w:t>739.25</w:t>
+              <w:t>743.75</w:t>
             </w:r>
           </w:p>
         </w:tc>
@@ -29732,7 +29733,7 @@
             </w:pPr>
             <w:r/>
             <w:r>
-              <w:t>739.25</w:t>
+              <w:t>743.75</w:t>
             </w:r>
           </w:p>
         </w:tc>
@@ -29760,7 +29761,7 @@
             </w:pPr>
             <w:r/>
             <w:r>
-              <w:t>744.75</w:t>
+              <w:t>749.25</w:t>
             </w:r>
           </w:p>
         </w:tc>
@@ -29788,7 +29789,7 @@
             </w:pPr>
             <w:r/>
             <w:r>
-              <w:t>731.50</w:t>
+              <w:t>736.00</w:t>
             </w:r>
           </w:p>
         </w:tc>
@@ -29819,7 +29820,7 @@
               <w:rPr>
                 <w:b/>
               </w:rPr>
-              <w:t>740.00</w:t>
+              <w:t>744.50</w:t>
             </w:r>
           </w:p>
         </w:tc>
@@ -29967,7 +29968,7 @@
             </w:pPr>
             <w:r/>
             <w:r>
-              <w:t>740.00</w:t>
+              <w:t>744.50</w:t>
             </w:r>
           </w:p>
         </w:tc>
@@ -29995,7 +29996,7 @@
             </w:pPr>
             <w:r/>
             <w:r>
-              <w:t>749.25</w:t>
+              <w:t>753.75</w:t>
             </w:r>
           </w:p>
         </w:tc>
@@ -30023,7 +30024,7 @@
             </w:pPr>
             <w:r/>
             <w:r>
-              <w:t>733.50</w:t>
+              <w:t>738.00</w:t>
             </w:r>
           </w:p>
         </w:tc>
@@ -30054,7 +30055,7 @@
               <w:rPr>
                 <w:b/>
               </w:rPr>
-              <w:t>739.25</w:t>
+              <w:t>743.75</w:t>
             </w:r>
           </w:p>
         </w:tc>
@@ -30202,7 +30203,7 @@
             </w:pPr>
             <w:r/>
             <w:r>
-              <w:t>739.25</w:t>
+              <w:t>743.75</w:t>
             </w:r>
           </w:p>
         </w:tc>
@@ -30230,7 +30231,7 @@
             </w:pPr>
             <w:r/>
             <w:r>
-              <w:t>746.75</w:t>
+              <w:t>751.25</w:t>
             </w:r>
           </w:p>
         </w:tc>
@@ -30258,7 +30259,7 @@
             </w:pPr>
             <w:r/>
             <w:r>
-              <w:t>733.25</w:t>
+              <w:t>737.75</w:t>
             </w:r>
           </w:p>
         </w:tc>
@@ -30289,7 +30290,7 @@
               <w:rPr>
                 <w:b/>
               </w:rPr>
-              <w:t>738.25</w:t>
+              <w:t>742.75</w:t>
             </w:r>
           </w:p>
         </w:tc>
@@ -30437,7 +30438,7 @@
             </w:pPr>
             <w:r/>
             <w:r>
-              <w:t>738.25</w:t>
+              <w:t>742.75</w:t>
             </w:r>
           </w:p>
         </w:tc>
@@ -30465,7 +30466,7 @@
             </w:pPr>
             <w:r/>
             <w:r>
-              <w:t>745.25</w:t>
+              <w:t>749.75</w:t>
             </w:r>
           </w:p>
         </w:tc>
@@ -30493,7 +30494,7 @@
             </w:pPr>
             <w:r/>
             <w:r>
-              <w:t>724.75</w:t>
+              <w:t>729.25</w:t>
             </w:r>
           </w:p>
         </w:tc>
@@ -30524,7 +30525,7 @@
               <w:rPr>
                 <w:b/>
               </w:rPr>
-              <w:t>739.00</w:t>
+              <w:t>743.50</w:t>
             </w:r>
           </w:p>
         </w:tc>
@@ -30672,7 +30673,7 @@
             </w:pPr>
             <w:r/>
             <w:r>
-              <w:t>739.00</w:t>
+              <w:t>743.50</w:t>
             </w:r>
           </w:p>
         </w:tc>
@@ -30700,7 +30701,7 @@
             </w:pPr>
             <w:r/>
             <w:r>
-              <w:t>748.25</w:t>
+              <w:t>752.75</w:t>
             </w:r>
           </w:p>
         </w:tc>
@@ -30728,7 +30729,7 @@
             </w:pPr>
             <w:r/>
             <w:r>
-              <w:t>731.75</w:t>
+              <w:t>736.25</w:t>
             </w:r>
           </w:p>
         </w:tc>
@@ -30759,7 +30760,7 @@
               <w:rPr>
                 <w:b/>
               </w:rPr>
-              <w:t>738.75</w:t>
+              <w:t>743.25</w:t>
             </w:r>
           </w:p>
         </w:tc>
@@ -30907,7 +30908,7 @@
             </w:pPr>
             <w:r/>
             <w:r>
-              <w:t>738.75</w:t>
+              <w:t>743.25</w:t>
             </w:r>
           </w:p>
         </w:tc>
@@ -30935,7 +30936,7 @@
             </w:pPr>
             <w:r/>
             <w:r>
-              <w:t>747.25</w:t>
+              <w:t>751.75</w:t>
             </w:r>
           </w:p>
         </w:tc>
@@ -30963,7 +30964,7 @@
             </w:pPr>
             <w:r/>
             <w:r>
-              <w:t>724.75</w:t>
+              <w:t>729.25</w:t>
             </w:r>
           </w:p>
         </w:tc>
@@ -30994,7 +30995,7 @@
               <w:rPr>
                 <w:b/>
               </w:rPr>
-              <w:t>740.50</w:t>
+              <w:t>745.00</w:t>
             </w:r>
           </w:p>
         </w:tc>
@@ -31142,7 +31143,7 @@
             </w:pPr>
             <w:r/>
             <w:r>
-              <w:t>740.50</w:t>
+              <w:t>745.00</w:t>
             </w:r>
           </w:p>
         </w:tc>
@@ -31170,7 +31171,7 @@
             </w:pPr>
             <w:r/>
             <w:r>
-              <w:t>746.75</w:t>
+              <w:t>751.25</w:t>
             </w:r>
           </w:p>
         </w:tc>
@@ -31198,7 +31199,7 @@
             </w:pPr>
             <w:r/>
             <w:r>
-              <w:t>734.00</w:t>
+              <w:t>738.50</w:t>
             </w:r>
           </w:p>
         </w:tc>
@@ -31229,7 +31230,7 @@
               <w:rPr>
                 <w:b/>
               </w:rPr>
-              <w:t>739.75</w:t>
+              <w:t>744.25</w:t>
             </w:r>
           </w:p>
         </w:tc>
